--- a/docx/地方法规/江苏/江苏省实施《中华人民共和国人民防空法》办法_20250530_ff808181971b83ab0197c3ca799d3ba4.docx
+++ b/docx/地方法规/江苏/江苏省实施《中华人民共和国人民防空法》办法_20250530_ff808181971b83ab0197c3ca799d3ba4.docx
@@ -44,8 +44,6 @@
           <w:shd w:val="clear" w:color="auto" w:fill="FFFFFF"/>
         </w:rPr>
       </w:pPr>
-      <w:bookmarkStart w:id="0" w:name="江苏省实施《中华人民共和国人民防空法》办法"/>
-      <w:bookmarkEnd w:id="0"/>
       <w:r>
         <w:rPr>
           <w:rFonts w:hint="eastAsia" w:ascii="方正小标宋简体" w:hAnsi="方正小标宋简体" w:eastAsia="方正小标宋简体" w:cs="方正小标宋简体"/>
@@ -66,8 +64,8 @@
         </w:rPr>
         <w:br w:type="textWrapping"/>
       </w:r>
-      <w:bookmarkStart w:id="41" w:name="_GoBack"/>
-      <w:bookmarkEnd w:id="41"/>
+      <w:bookmarkStart w:id="0" w:name="_GoBack"/>
+      <w:bookmarkEnd w:id="0"/>
       <w:r>
         <w:rPr>
           <w:rFonts w:hint="eastAsia" w:ascii="方正小标宋简体" w:hAnsi="方正小标宋简体" w:eastAsia="方正小标宋简体" w:cs="方正小标宋简体"/>
@@ -100,8 +98,6 @@
           <w:shd w:val="clear" w:color="auto" w:fill="FFFFFF"/>
         </w:rPr>
       </w:pPr>
-      <w:bookmarkStart w:id="1" w:name="题注"/>
-      <w:bookmarkEnd w:id="1"/>
       <w:r>
         <w:rPr>
           <w:rFonts w:hint="eastAsia" w:ascii="Times New Roman" w:hAnsi="Times New Roman" w:eastAsia="楷体_GB2312" w:cs="楷体_GB2312"/>
@@ -131,8 +127,6 @@
           <w:szCs w:val="32"/>
         </w:rPr>
       </w:pPr>
-      <w:bookmarkStart w:id="2" w:name="第一条"/>
-      <w:bookmarkEnd w:id="2"/>
       <w:r>
         <w:rPr>
           <w:rFonts w:hint="eastAsia" w:ascii="Times New Roman" w:hAnsi="Times New Roman" w:eastAsia="黑体" w:cs="黑体"/>
@@ -159,8 +153,6 @@
           <w:szCs w:val="32"/>
         </w:rPr>
       </w:pPr>
-      <w:bookmarkStart w:id="3" w:name="第二条"/>
-      <w:bookmarkEnd w:id="3"/>
       <w:r>
         <w:rPr>
           <w:rFonts w:hint="eastAsia" w:ascii="Times New Roman" w:hAnsi="Times New Roman" w:eastAsia="黑体" w:cs="黑体"/>
@@ -223,8 +215,6 @@
           <w:szCs w:val="32"/>
         </w:rPr>
       </w:pPr>
-      <w:bookmarkStart w:id="4" w:name="第三条"/>
-      <w:bookmarkEnd w:id="4"/>
       <w:r>
         <w:rPr>
           <w:rFonts w:hint="eastAsia" w:ascii="Times New Roman" w:hAnsi="Times New Roman" w:eastAsia="黑体" w:cs="黑体"/>
@@ -269,8 +259,6 @@
           <w:szCs w:val="32"/>
         </w:rPr>
       </w:pPr>
-      <w:bookmarkStart w:id="5" w:name="第四条"/>
-      <w:bookmarkEnd w:id="5"/>
       <w:r>
         <w:rPr>
           <w:rFonts w:hint="eastAsia" w:ascii="Times New Roman" w:hAnsi="Times New Roman" w:eastAsia="黑体" w:cs="黑体"/>
@@ -315,8 +303,6 @@
           <w:szCs w:val="32"/>
         </w:rPr>
       </w:pPr>
-      <w:bookmarkStart w:id="6" w:name="第五条"/>
-      <w:bookmarkEnd w:id="6"/>
       <w:r>
         <w:rPr>
           <w:rFonts w:hint="eastAsia" w:ascii="Times New Roman" w:hAnsi="Times New Roman" w:eastAsia="黑体" w:cs="黑体"/>
@@ -397,8 +383,6 @@
           <w:szCs w:val="32"/>
         </w:rPr>
       </w:pPr>
-      <w:bookmarkStart w:id="7" w:name="第六条"/>
-      <w:bookmarkEnd w:id="7"/>
       <w:r>
         <w:rPr>
           <w:rFonts w:hint="eastAsia" w:ascii="Times New Roman" w:hAnsi="Times New Roman" w:eastAsia="黑体" w:cs="黑体"/>
@@ -443,8 +427,6 @@
           <w:szCs w:val="32"/>
         </w:rPr>
       </w:pPr>
-      <w:bookmarkStart w:id="8" w:name="第七条"/>
-      <w:bookmarkEnd w:id="8"/>
       <w:r>
         <w:rPr>
           <w:rFonts w:hint="eastAsia" w:ascii="Times New Roman" w:hAnsi="Times New Roman" w:eastAsia="黑体" w:cs="黑体"/>
@@ -507,8 +489,6 @@
           <w:szCs w:val="32"/>
         </w:rPr>
       </w:pPr>
-      <w:bookmarkStart w:id="9" w:name="第八条"/>
-      <w:bookmarkEnd w:id="9"/>
       <w:r>
         <w:rPr>
           <w:rFonts w:hint="eastAsia" w:ascii="Times New Roman" w:hAnsi="Times New Roman" w:eastAsia="黑体" w:cs="黑体"/>
@@ -553,8 +533,6 @@
           <w:szCs w:val="32"/>
         </w:rPr>
       </w:pPr>
-      <w:bookmarkStart w:id="10" w:name="第九条"/>
-      <w:bookmarkEnd w:id="10"/>
       <w:r>
         <w:rPr>
           <w:rFonts w:hint="eastAsia" w:ascii="Times New Roman" w:hAnsi="Times New Roman" w:eastAsia="黑体" w:cs="黑体"/>
@@ -599,8 +577,6 @@
           <w:szCs w:val="32"/>
         </w:rPr>
       </w:pPr>
-      <w:bookmarkStart w:id="11" w:name="第十条"/>
-      <w:bookmarkEnd w:id="11"/>
       <w:r>
         <w:rPr>
           <w:rFonts w:hint="eastAsia" w:ascii="Times New Roman" w:hAnsi="Times New Roman" w:eastAsia="黑体" w:cs="黑体"/>
@@ -645,8 +621,6 @@
           <w:szCs w:val="32"/>
         </w:rPr>
       </w:pPr>
-      <w:bookmarkStart w:id="12" w:name="第十一条"/>
-      <w:bookmarkEnd w:id="12"/>
       <w:r>
         <w:rPr>
           <w:rFonts w:hint="eastAsia" w:ascii="Times New Roman" w:hAnsi="Times New Roman" w:eastAsia="黑体" w:cs="黑体"/>
@@ -709,8 +683,6 @@
           <w:szCs w:val="32"/>
         </w:rPr>
       </w:pPr>
-      <w:bookmarkStart w:id="13" w:name="第十二条"/>
-      <w:bookmarkEnd w:id="13"/>
       <w:r>
         <w:rPr>
           <w:rFonts w:hint="eastAsia" w:ascii="Times New Roman" w:hAnsi="Times New Roman" w:eastAsia="黑体" w:cs="黑体"/>
@@ -809,8 +781,6 @@
           <w:szCs w:val="32"/>
         </w:rPr>
       </w:pPr>
-      <w:bookmarkStart w:id="14" w:name="第十三条"/>
-      <w:bookmarkEnd w:id="14"/>
       <w:r>
         <w:rPr>
           <w:rFonts w:hint="eastAsia" w:ascii="Times New Roman" w:hAnsi="Times New Roman" w:eastAsia="黑体" w:cs="黑体"/>
@@ -891,8 +861,6 @@
           <w:szCs w:val="32"/>
         </w:rPr>
       </w:pPr>
-      <w:bookmarkStart w:id="15" w:name="第十四条"/>
-      <w:bookmarkEnd w:id="15"/>
       <w:r>
         <w:rPr>
           <w:rFonts w:hint="eastAsia" w:ascii="Times New Roman" w:hAnsi="Times New Roman" w:eastAsia="黑体" w:cs="黑体"/>
@@ -919,8 +887,6 @@
           <w:szCs w:val="32"/>
         </w:rPr>
       </w:pPr>
-      <w:bookmarkStart w:id="16" w:name="第十五条"/>
-      <w:bookmarkEnd w:id="16"/>
       <w:r>
         <w:rPr>
           <w:rFonts w:hint="eastAsia" w:ascii="Times New Roman" w:hAnsi="Times New Roman" w:eastAsia="黑体" w:cs="黑体"/>
@@ -1019,8 +985,6 @@
           <w:szCs w:val="32"/>
         </w:rPr>
       </w:pPr>
-      <w:bookmarkStart w:id="17" w:name="第十六条"/>
-      <w:bookmarkEnd w:id="17"/>
       <w:r>
         <w:rPr>
           <w:rFonts w:hint="eastAsia" w:ascii="Times New Roman" w:hAnsi="Times New Roman" w:eastAsia="黑体" w:cs="黑体"/>
@@ -1065,8 +1029,6 @@
           <w:szCs w:val="32"/>
         </w:rPr>
       </w:pPr>
-      <w:bookmarkStart w:id="18" w:name="第十七条"/>
-      <w:bookmarkEnd w:id="18"/>
       <w:r>
         <w:rPr>
           <w:rFonts w:hint="eastAsia" w:ascii="Times New Roman" w:hAnsi="Times New Roman" w:eastAsia="黑体" w:cs="黑体"/>
@@ -1129,8 +1091,6 @@
           <w:szCs w:val="32"/>
         </w:rPr>
       </w:pPr>
-      <w:bookmarkStart w:id="19" w:name="第十八条"/>
-      <w:bookmarkEnd w:id="19"/>
       <w:r>
         <w:rPr>
           <w:rFonts w:hint="eastAsia" w:ascii="Times New Roman" w:hAnsi="Times New Roman" w:eastAsia="黑体" w:cs="黑体"/>
@@ -1319,8 +1279,6 @@
           <w:szCs w:val="32"/>
         </w:rPr>
       </w:pPr>
-      <w:bookmarkStart w:id="20" w:name="第十九条"/>
-      <w:bookmarkEnd w:id="20"/>
       <w:r>
         <w:rPr>
           <w:rFonts w:hint="eastAsia" w:ascii="Times New Roman" w:hAnsi="Times New Roman" w:eastAsia="黑体" w:cs="黑体"/>
@@ -1383,8 +1341,6 @@
           <w:szCs w:val="32"/>
         </w:rPr>
       </w:pPr>
-      <w:bookmarkStart w:id="21" w:name="第二十条"/>
-      <w:bookmarkEnd w:id="21"/>
       <w:r>
         <w:rPr>
           <w:rFonts w:hint="eastAsia" w:ascii="Times New Roman" w:hAnsi="Times New Roman" w:eastAsia="黑体" w:cs="黑体"/>
@@ -1429,8 +1385,6 @@
           <w:szCs w:val="32"/>
         </w:rPr>
       </w:pPr>
-      <w:bookmarkStart w:id="22" w:name="第二十一条"/>
-      <w:bookmarkEnd w:id="22"/>
       <w:r>
         <w:rPr>
           <w:rFonts w:hint="eastAsia" w:ascii="Times New Roman" w:hAnsi="Times New Roman" w:eastAsia="黑体" w:cs="黑体"/>
@@ -1457,8 +1411,6 @@
           <w:szCs w:val="32"/>
         </w:rPr>
       </w:pPr>
-      <w:bookmarkStart w:id="23" w:name="第二十二条"/>
-      <w:bookmarkEnd w:id="23"/>
       <w:r>
         <w:rPr>
           <w:rFonts w:hint="eastAsia" w:ascii="Times New Roman" w:hAnsi="Times New Roman" w:eastAsia="黑体" w:cs="黑体"/>
@@ -1521,8 +1473,6 @@
           <w:szCs w:val="32"/>
         </w:rPr>
       </w:pPr>
-      <w:bookmarkStart w:id="24" w:name="第二十三条"/>
-      <w:bookmarkEnd w:id="24"/>
       <w:r>
         <w:rPr>
           <w:rFonts w:hint="eastAsia" w:ascii="Times New Roman" w:hAnsi="Times New Roman" w:eastAsia="黑体" w:cs="黑体"/>
@@ -1585,8 +1535,6 @@
           <w:szCs w:val="32"/>
         </w:rPr>
       </w:pPr>
-      <w:bookmarkStart w:id="25" w:name="第二十四条"/>
-      <w:bookmarkEnd w:id="25"/>
       <w:r>
         <w:rPr>
           <w:rFonts w:hint="eastAsia" w:ascii="Times New Roman" w:hAnsi="Times New Roman" w:eastAsia="黑体" w:cs="黑体"/>
@@ -1613,8 +1561,6 @@
           <w:szCs w:val="32"/>
         </w:rPr>
       </w:pPr>
-      <w:bookmarkStart w:id="26" w:name="第二十五条"/>
-      <w:bookmarkEnd w:id="26"/>
       <w:r>
         <w:rPr>
           <w:rFonts w:hint="eastAsia" w:ascii="Times New Roman" w:hAnsi="Times New Roman" w:eastAsia="黑体" w:cs="黑体"/>
@@ -1839,8 +1785,6 @@
           <w:szCs w:val="32"/>
         </w:rPr>
       </w:pPr>
-      <w:bookmarkStart w:id="27" w:name="第二十六条"/>
-      <w:bookmarkEnd w:id="27"/>
       <w:r>
         <w:rPr>
           <w:rFonts w:hint="eastAsia" w:ascii="Times New Roman" w:hAnsi="Times New Roman" w:eastAsia="黑体" w:cs="黑体"/>
@@ -1885,8 +1829,6 @@
           <w:szCs w:val="32"/>
         </w:rPr>
       </w:pPr>
-      <w:bookmarkStart w:id="28" w:name="第二十七条"/>
-      <w:bookmarkEnd w:id="28"/>
       <w:r>
         <w:rPr>
           <w:rFonts w:hint="eastAsia" w:ascii="Times New Roman" w:hAnsi="Times New Roman" w:eastAsia="黑体" w:cs="黑体"/>
@@ -1949,8 +1891,6 @@
           <w:szCs w:val="32"/>
         </w:rPr>
       </w:pPr>
-      <w:bookmarkStart w:id="29" w:name="第二十八条"/>
-      <w:bookmarkEnd w:id="29"/>
       <w:r>
         <w:rPr>
           <w:rFonts w:hint="eastAsia" w:ascii="Times New Roman" w:hAnsi="Times New Roman" w:eastAsia="黑体" w:cs="黑体"/>
@@ -2031,8 +1971,6 @@
           <w:szCs w:val="32"/>
         </w:rPr>
       </w:pPr>
-      <w:bookmarkStart w:id="30" w:name="第二十九条"/>
-      <w:bookmarkEnd w:id="30"/>
       <w:r>
         <w:rPr>
           <w:rFonts w:hint="eastAsia" w:ascii="Times New Roman" w:hAnsi="Times New Roman" w:eastAsia="黑体" w:cs="黑体"/>
@@ -2149,8 +2087,6 @@
           <w:szCs w:val="32"/>
         </w:rPr>
       </w:pPr>
-      <w:bookmarkStart w:id="31" w:name="第三十条"/>
-      <w:bookmarkEnd w:id="31"/>
       <w:r>
         <w:rPr>
           <w:rFonts w:hint="eastAsia" w:ascii="Times New Roman" w:hAnsi="Times New Roman" w:eastAsia="黑体" w:cs="黑体"/>
@@ -2213,8 +2149,6 @@
           <w:szCs w:val="32"/>
         </w:rPr>
       </w:pPr>
-      <w:bookmarkStart w:id="32" w:name="第三十一条"/>
-      <w:bookmarkEnd w:id="32"/>
       <w:r>
         <w:rPr>
           <w:rFonts w:hint="eastAsia" w:ascii="Times New Roman" w:hAnsi="Times New Roman" w:eastAsia="黑体" w:cs="黑体"/>
@@ -2241,8 +2175,6 @@
           <w:szCs w:val="32"/>
         </w:rPr>
       </w:pPr>
-      <w:bookmarkStart w:id="33" w:name="第三十二条"/>
-      <w:bookmarkEnd w:id="33"/>
       <w:r>
         <w:rPr>
           <w:rFonts w:hint="eastAsia" w:ascii="Times New Roman" w:hAnsi="Times New Roman" w:eastAsia="黑体" w:cs="黑体"/>
@@ -2287,8 +2219,6 @@
           <w:szCs w:val="32"/>
         </w:rPr>
       </w:pPr>
-      <w:bookmarkStart w:id="34" w:name="第三十三条"/>
-      <w:bookmarkEnd w:id="34"/>
       <w:r>
         <w:rPr>
           <w:rFonts w:hint="eastAsia" w:ascii="Times New Roman" w:hAnsi="Times New Roman" w:eastAsia="黑体" w:cs="黑体"/>
@@ -2333,8 +2263,6 @@
           <w:szCs w:val="32"/>
         </w:rPr>
       </w:pPr>
-      <w:bookmarkStart w:id="35" w:name="第三十四条"/>
-      <w:bookmarkEnd w:id="35"/>
       <w:r>
         <w:rPr>
           <w:rFonts w:hint="eastAsia" w:ascii="Times New Roman" w:hAnsi="Times New Roman" w:eastAsia="黑体" w:cs="黑体"/>
@@ -2487,8 +2415,6 @@
           <w:szCs w:val="32"/>
         </w:rPr>
       </w:pPr>
-      <w:bookmarkStart w:id="36" w:name="第三十五条"/>
-      <w:bookmarkEnd w:id="36"/>
       <w:r>
         <w:rPr>
           <w:rFonts w:hint="eastAsia" w:ascii="Times New Roman" w:hAnsi="Times New Roman" w:eastAsia="黑体" w:cs="黑体"/>
@@ -2515,8 +2441,6 @@
           <w:szCs w:val="32"/>
         </w:rPr>
       </w:pPr>
-      <w:bookmarkStart w:id="37" w:name="第三十六条"/>
-      <w:bookmarkEnd w:id="37"/>
       <w:r>
         <w:rPr>
           <w:rFonts w:hint="eastAsia" w:ascii="Times New Roman" w:hAnsi="Times New Roman" w:eastAsia="黑体" w:cs="黑体"/>
@@ -2669,8 +2593,6 @@
           <w:szCs w:val="32"/>
         </w:rPr>
       </w:pPr>
-      <w:bookmarkStart w:id="38" w:name="第三十七条"/>
-      <w:bookmarkEnd w:id="38"/>
       <w:r>
         <w:rPr>
           <w:rFonts w:hint="eastAsia" w:ascii="Times New Roman" w:hAnsi="Times New Roman" w:eastAsia="黑体" w:cs="黑体"/>
@@ -2697,8 +2619,6 @@
           <w:szCs w:val="32"/>
         </w:rPr>
       </w:pPr>
-      <w:bookmarkStart w:id="39" w:name="第三十八条"/>
-      <w:bookmarkEnd w:id="39"/>
       <w:r>
         <w:rPr>
           <w:rFonts w:hint="eastAsia" w:ascii="Times New Roman" w:hAnsi="Times New Roman" w:eastAsia="黑体" w:cs="黑体"/>
@@ -2725,8 +2645,6 @@
           <w:szCs w:val="32"/>
         </w:rPr>
       </w:pPr>
-      <w:bookmarkStart w:id="40" w:name="第三十九条"/>
-      <w:bookmarkEnd w:id="40"/>
       <w:r>
         <w:rPr>
           <w:rFonts w:hint="eastAsia" w:ascii="Times New Roman" w:hAnsi="Times New Roman" w:eastAsia="黑体" w:cs="黑体"/>
